--- a/软件项目计划书v1.docx
+++ b/软件项目计划书v1.docx
@@ -217,8 +217,6 @@
         </w:rPr>
         <w:t>工期的40%，必须对工作说明书中的功能进行优先级划分。本项目按 MoSCoW 法则分级：</w:t>
       </w:r>
-      <w:bookmarkStart w:id="0" w:name="_GoBack"/>
-      <w:bookmarkEnd w:id="0"/>
     </w:p>
     <w:tbl>
       <w:tblPr>
@@ -3322,14 +3320,14 @@
         </w:tblCellMar>
       </w:tblPr>
       <w:tblGrid>
-        <w:gridCol w:w="1373"/>
-        <w:gridCol w:w="1013"/>
-        <w:gridCol w:w="1040"/>
-        <w:gridCol w:w="839"/>
-        <w:gridCol w:w="839"/>
-        <w:gridCol w:w="1039"/>
-        <w:gridCol w:w="1013"/>
-        <w:gridCol w:w="544"/>
+        <w:gridCol w:w="1379"/>
+        <w:gridCol w:w="1017"/>
+        <w:gridCol w:w="1043"/>
+        <w:gridCol w:w="842"/>
+        <w:gridCol w:w="842"/>
+        <w:gridCol w:w="1017"/>
+        <w:gridCol w:w="1017"/>
+        <w:gridCol w:w="543"/>
       </w:tblGrid>
       <w:tr>
         <w:tblPrEx>
@@ -4677,7 +4675,7 @@
                 <w:sz w:val="20"/>
                 <w:szCs w:val="20"/>
               </w:rPr>
-              <w:t>C(钱泰文)</w:t>
+              <w:t>C</w:t>
             </w:r>
           </w:p>
         </w:tc>
@@ -8681,6 +8679,12 @@
             <w:insideH w:val="single" w:color="auto" w:sz="4" w:space="0"/>
             <w:insideV w:val="single" w:color="auto" w:sz="4" w:space="0"/>
           </w:tblBorders>
+          <w:tblCellMar>
+            <w:top w:w="0" w:type="dxa"/>
+            <w:left w:w="10" w:type="dxa"/>
+            <w:bottom w:w="0" w:type="dxa"/>
+            <w:right w:w="10" w:type="dxa"/>
+          </w:tblCellMar>
         </w:tblPrEx>
         <w:trPr>
           <w:tblHeader/>
@@ -21691,7 +21695,7 @@
     <w:lsdException w:unhideWhenUsed="0" w:uiPriority="0" w:semiHidden="0" w:name="toc 8"/>
     <w:lsdException w:unhideWhenUsed="0" w:uiPriority="0" w:semiHidden="0" w:name="toc 9"/>
     <w:lsdException w:unhideWhenUsed="0" w:uiPriority="0" w:semiHidden="0" w:name="Normal Indent"/>
-    <w:lsdException w:uiPriority="99" w:name="footnote text"/>
+    <w:lsdException w:qFormat="1" w:uiPriority="99" w:name="footnote text"/>
     <w:lsdException w:unhideWhenUsed="0" w:uiPriority="0" w:semiHidden="0" w:name="annotation text"/>
     <w:lsdException w:unhideWhenUsed="0" w:uiPriority="0" w:semiHidden="0" w:name="header"/>
     <w:lsdException w:unhideWhenUsed="0" w:uiPriority="0" w:semiHidden="0" w:name="footer"/>
@@ -21700,12 +21704,12 @@
     <w:lsdException w:unhideWhenUsed="0" w:uiPriority="0" w:semiHidden="0" w:name="table of figures"/>
     <w:lsdException w:unhideWhenUsed="0" w:uiPriority="0" w:semiHidden="0" w:name="envelope address"/>
     <w:lsdException w:unhideWhenUsed="0" w:uiPriority="0" w:semiHidden="0" w:name="envelope return"/>
-    <w:lsdException w:uiPriority="99" w:name="footnote reference"/>
+    <w:lsdException w:qFormat="1" w:uiPriority="99" w:name="footnote reference"/>
     <w:lsdException w:unhideWhenUsed="0" w:uiPriority="0" w:semiHidden="0" w:name="annotation reference"/>
     <w:lsdException w:unhideWhenUsed="0" w:uiPriority="0" w:semiHidden="0" w:name="line number"/>
     <w:lsdException w:unhideWhenUsed="0" w:uiPriority="0" w:semiHidden="0" w:name="page number"/>
-    <w:lsdException w:uiPriority="99" w:name="endnote reference"/>
-    <w:lsdException w:uiPriority="99" w:name="endnote text"/>
+    <w:lsdException w:qFormat="1" w:uiPriority="99" w:name="endnote reference"/>
+    <w:lsdException w:qFormat="1" w:uiPriority="99" w:name="endnote text"/>
     <w:lsdException w:unhideWhenUsed="0" w:uiPriority="0" w:semiHidden="0" w:name="table of authorities"/>
     <w:lsdException w:unhideWhenUsed="0" w:uiPriority="0" w:semiHidden="0" w:name="macro"/>
     <w:lsdException w:unhideWhenUsed="0" w:uiPriority="0" w:semiHidden="0" w:name="toa heading"/>
@@ -21747,7 +21751,7 @@
     <w:lsdException w:unhideWhenUsed="0" w:uiPriority="0" w:semiHidden="0" w:name="Body Text Indent 2"/>
     <w:lsdException w:unhideWhenUsed="0" w:uiPriority="0" w:semiHidden="0" w:name="Body Text Indent 3"/>
     <w:lsdException w:unhideWhenUsed="0" w:uiPriority="0" w:semiHidden="0" w:name="Block Text"/>
-    <w:lsdException w:uiPriority="99" w:semiHidden="0" w:name="Hyperlink"/>
+    <w:lsdException w:qFormat="1" w:uiPriority="99" w:semiHidden="0" w:name="Hyperlink"/>
     <w:lsdException w:unhideWhenUsed="0" w:uiPriority="0" w:semiHidden="0" w:name="FollowedHyperlink"/>
     <w:lsdException w:qFormat="1" w:unhideWhenUsed="0" w:uiPriority="0" w:semiHidden="0" w:name="Strong"/>
     <w:lsdException w:qFormat="1" w:unhideWhenUsed="0" w:uiPriority="0" w:semiHidden="0" w:name="Emphasis"/>
@@ -21765,7 +21769,7 @@
     <w:lsdException w:unhideWhenUsed="0" w:uiPriority="0" w:semiHidden="0" w:name="HTML Sample"/>
     <w:lsdException w:unhideWhenUsed="0" w:uiPriority="0" w:semiHidden="0" w:name="HTML Typewriter"/>
     <w:lsdException w:unhideWhenUsed="0" w:uiPriority="0" w:semiHidden="0" w:name="HTML Variable"/>
-    <w:lsdException w:unhideWhenUsed="0" w:uiPriority="0" w:name="Normal Table"/>
+    <w:lsdException w:qFormat="1" w:unhideWhenUsed="0" w:uiPriority="0" w:name="Normal Table"/>
     <w:lsdException w:unhideWhenUsed="0" w:uiPriority="0" w:semiHidden="0" w:name="annotation subject"/>
     <w:lsdException w:unhideWhenUsed="0" w:uiPriority="0" w:semiHidden="0" w:name="Table Simple 1"/>
     <w:lsdException w:unhideWhenUsed="0" w:uiPriority="0" w:semiHidden="0" w:name="Table Simple 2"/>
@@ -22022,6 +22026,7 @@
   <w:style w:type="table" w:default="1" w:styleId="11">
     <w:name w:val="Normal Table"/>
     <w:semiHidden/>
+    <w:qFormat/>
     <w:uiPriority w:val="0"/>
     <w:tblPr>
       <w:tblCellMar>
@@ -22037,6 +22042,7 @@
     <w:link w:val="18"/>
     <w:semiHidden/>
     <w:unhideWhenUsed/>
+    <w:qFormat/>
     <w:uiPriority w:val="99"/>
     <w:pPr>
       <w:spacing w:after="0" w:line="240" w:lineRule="auto"/>
@@ -22052,6 +22058,7 @@
     <w:link w:val="17"/>
     <w:semiHidden/>
     <w:unhideWhenUsed/>
+    <w:qFormat/>
     <w:uiPriority w:val="99"/>
     <w:pPr>
       <w:spacing w:after="0" w:line="240" w:lineRule="auto"/>
@@ -22076,6 +22083,7 @@
     <w:name w:val="endnote reference"/>
     <w:semiHidden/>
     <w:unhideWhenUsed/>
+    <w:qFormat/>
     <w:uiPriority w:val="99"/>
     <w:rPr>
       <w:vertAlign w:val="superscript"/>
@@ -22084,6 +22092,7 @@
   <w:style w:type="character" w:styleId="14">
     <w:name w:val="Hyperlink"/>
     <w:unhideWhenUsed/>
+    <w:qFormat/>
     <w:uiPriority w:val="99"/>
     <w:rPr>
       <w:color w:val="0563C1"/>
@@ -22094,6 +22103,7 @@
     <w:name w:val="footnote reference"/>
     <w:semiHidden/>
     <w:unhideWhenUsed/>
+    <w:qFormat/>
     <w:uiPriority w:val="99"/>
     <w:rPr>
       <w:vertAlign w:val="superscript"/>
@@ -22114,6 +22124,7 @@
     <w:link w:val="9"/>
     <w:semiHidden/>
     <w:unhideWhenUsed/>
+    <w:qFormat/>
     <w:uiPriority w:val="99"/>
     <w:rPr>
       <w:sz w:val="20"/>
@@ -22125,6 +22136,7 @@
     <w:link w:val="8"/>
     <w:semiHidden/>
     <w:unhideWhenUsed/>
+    <w:qFormat/>
     <w:uiPriority w:val="99"/>
     <w:rPr>
       <w:sz w:val="20"/>
